--- a/중국어_대화문/10부_docx/10부_05화_공개_서한.docx
+++ b/중국어_대화문/10부_docx/10부_05화_공개_서한.docx
@@ -18,7 +18,7 @@
         <w:t>등장인물:</w:t>
       </w:r>
       <w:r>
-        <w:t xml:space="preserve"> 쑤민 苏敏(57세, 변호사 자격이 취소된 '공민 대리인', 잉훠 창구 운영자) / 샤오위안 肖远(60세, 잉훠 동료, 자격을 잃은 전직 변호사) / 샤오신 小辛(39세, 잉훠 오래된 자원활동가) / 아닝 阿宁(46세, 약국 근무 잉훠 자원활동가) / 덩펑즈 邓凤芝(75세, 국면3창 퇴직 여공, 잉훠 자원활동가) / 라오저우 老周(66세, 二化 퇴직 보일러공) / 다이이판 戴一帆(35세, 잉훠 자원활동가) / 메이뤄란 梅若兰(92세, 은퇴한 변호사협회 비서장) / 쑹 경관 宋警官(60대 중반, 창촨시 공안국 국내안전보위 지대 요원) / 회색 점퍼 灰夹克(30대 중반, 따라붙는 '일상 관심' 요원) / 우체국 직원 邮局营业员(20대, 아가씨) / 루 할머니 卢奶奶(106세, 쑤민의 집주인, 화이인가 6층) / 쑤 어머니 苏母(80대 중반, 류허현 농가, 귀가 어둡다, 전화 목소리) / 더우더우 豆豆(30대 초, 쑤민의 조카, 전화 목소리)</w:t>
+        <w:t xml:space="preserve"> 쑤민 苏敏(56세, 변호사 자격이 취소된 '공민 대리인', 잉훠 창구 운영자) / 샤오위안 肖远(60세, 잉훠 동료, 자격을 잃은 전직 변호사) / 샤오신 小辛(39세, 잉훠 오래된 자원활동가) / 아닝 阿宁(46세, 약국 근무 잉훠 자원활동가) / 덩펑즈 邓凤芝(75세, 국면3창 퇴직 여공, 잉훠 자원활동가) / 라오저우 老周(66세, 二化 퇴직 보일러공) / 다이이판 戴一帆(35세, 잉훠 자원활동가) / 메이뤄란 梅若兰(93세, 은퇴한 변호사협회 비서장) / 쑹 경관 宋警官(60대 중반, 창촨시 공안국 국내안전보위 지대 요원) / 회색 점퍼 灰夹克(30대 중반, 따라붙는 '일상 관심' 요원) / 우체국 직원 邮局营业员(20대, 아가씨) / 루 할머니 卢奶奶(106세, 쑤민의 집주인, 화이인가 6층) / 쑤 어머니 苏母(80대 중반, 류허현 농가, 귀가 어둡다, 전화 목소리) / 더우더우 豆豆(30대 초, 쑤민의 조카, 전화 목소리)</w:t>
       </w:r>
     </w:p>
     <w:p>
@@ -842,7 +842,7 @@
         <w:t>梅若兰:</w:t>
       </w:r>
       <w:r>
-        <w:t xml:space="preserve"> 我？九十二岁，没有人截我的手。人到了这个年纪，最大的好处是，不用再怕什么是“最后一次”。</w:t>
+        <w:t xml:space="preserve"> 我？九十三岁，没有人截我的手。人到了这个年纪，最大的好处是，不用再怕什么是“最后一次”。</w:t>
       </w:r>
     </w:p>
     <w:p>
@@ -1814,7 +1814,7 @@
         <w:t>梅若兰:</w:t>
       </w:r>
       <w:r>
-        <w:t xml:space="preserve"> 九十二。</w:t>
+        <w:t xml:space="preserve"> 九十三。</w:t>
       </w:r>
     </w:p>
     <w:p>
@@ -1825,7 +1825,7 @@
         <w:t>营业员:</w:t>
       </w:r>
       <w:r>
-        <w:t xml:space="preserve"> 九十二还来寄信？</w:t>
+        <w:t xml:space="preserve"> 九十三还来寄信？</w:t>
       </w:r>
     </w:p>
     <w:p>
@@ -1836,7 +1836,7 @@
         <w:t>梅若兰:</w:t>
       </w:r>
       <w:r>
-        <w:t xml:space="preserve"> 九十二，才有空寄信。</w:t>
+        <w:t xml:space="preserve"> 九十三，才有空寄信。</w:t>
       </w:r>
     </w:p>
     <w:p>
